--- a/docs/cikti/2026-04/gunluk_planlar/GunlukPlan_20260402_7E_7.6.2._Bitki_ve_Hayv.docx
+++ b/docs/cikti/2026-04/gunluk_planlar/GunlukPlan_20260402_7E_7.6.2._Bitki_ve_Hayv.docx
@@ -1008,7 +1008,7 @@
                 <w:rFonts w:ascii="Arial" w:hAnsi="Arial"/>
                 <w:sz w:val="18"/>
               </w:rPr>
-              <w:t>Bitki ve hayvanlardaki büyüme ve gelişme süreçlerini örnekler vererek açıklamak için kavram haritası oluşturalım. Kavram haritasıyla ünite özeti (sayfa 175) çalışmasını yapınız.</w:t>
+              <w:t>Bitki ve hayvanlardaki büyüme ve gelişme süreçlerini örnekler vererek açıklamak için kavram haritası oluşturalım. Kavram haritasıyla ünite özeti bölümünü inceleyiniz (sayfa 175).</w:t>
             </w:r>
           </w:p>
         </w:tc>
@@ -1058,7 +1058,7 @@
                 <w:rFonts w:ascii="Arial" w:hAnsi="Arial"/>
                 <w:sz w:val="18"/>
               </w:rPr>
-              <w:t>Bitki ve hayvanlardaki büyüme ve gelişme süreçlerini işleyelim. Ders kitabının 6.2.2. sayfasını takip ediniz. Bitki ve hayvanlardaki büyüme ve gelişme süreçlerini örnekler vererek açıklarız.</w:t>
+              <w:t>Ders kitabının 6.2.2. sayfasındaki Bitki ve Hayvanlardaki Büyüme ve Gelişme Süreçleri bölümünü okuyunuz ve not alın. F.7.6.2.2. kazanıma ulaşmak için bu bölümü iyi anlamak önemlidir.</w:t>
             </w:r>
           </w:p>
         </w:tc>
@@ -1108,7 +1108,7 @@
                 <w:rFonts w:ascii="Arial" w:hAnsi="Arial"/>
                 <w:sz w:val="18"/>
               </w:rPr>
-              <w:t>Fen, Mühendislik ve Girişimcilik Uygulamaları bölümünü (sayfa 197) çalışınız. Bitki ve hayvanlardaki büyüme ve gelişme süreçlerini örnekler vererek açıklamaya yönelik etkinlikler yapınız.</w:t>
+              <w:t>Fen, Mühendislik ve Girişimcilik Uygulamaları bölümünü inceleyiniz. Bitki ve hayvanlardaki büyüme ve gelişme süreçlerini örnekler vererek açıklamaya çalışınız. 5. Ünite Ölçme ve Değerlendirme Çalışmaları bölümünden soru çözünüz (sayfa 176).</w:t>
             </w:r>
           </w:p>
         </w:tc>
@@ -1158,7 +1158,7 @@
                 <w:rFonts w:ascii="Arial" w:hAnsi="Arial"/>
                 <w:sz w:val="18"/>
               </w:rPr>
-              <w:t>Bitki ve hayvanlardaki büyüme ve gelişme süreçlerini örnekler vererek açıklamak için sınıf içi tartışma yapınız. 5. Ünite Ölçme ve Değerlendirme Çalışmaları (sayfa 176) çalışmasını yapınız.</w:t>
+              <w:t>Sınıfta tartışma: Bitki ve hayvanlardaki büyüme ve gelişme süreçlerini nasıl etkileyebiliriz?</w:t>
             </w:r>
           </w:p>
         </w:tc>
@@ -1208,7 +1208,7 @@
                 <w:rFonts w:ascii="Arial" w:hAnsi="Arial"/>
                 <w:sz w:val="18"/>
               </w:rPr>
-              <w:t>Değerlendirme sorularını cevaplayınız. Bitki ve hayvanlardaki büyüme ve gelişme süreçlerini örnekler vererek açıklamaya yönelik soruları cevaplayınız.</w:t>
+              <w:t>Değerlendirme soruları: Bitki ve hayvanlardaki büyüme ve gelişme süreçlerini açıklar mısınız?</w:t>
             </w:r>
           </w:p>
         </w:tc>
@@ -1258,7 +1258,7 @@
                 <w:rFonts w:ascii="Arial" w:hAnsi="Arial"/>
                 <w:sz w:val="18"/>
               </w:rPr>
-              <w:t>Dersi toparlayalım. Bitki ve hayvanlardaki büyüme ve gelişme süreçlerini örnekler vererek açıkladık. Ev ödevini hatırlayalım.</w:t>
+              <w:t>Dersin özeti: Bitki ve hayvanlardaki büyüme ve gelişme süreçlerini öğrendik. Evde bu konuyu tekrar gözden geçiriniz.</w:t>
             </w:r>
           </w:p>
         </w:tc>
@@ -1369,7 +1369,7 @@
                 <w:rFonts w:ascii="Arial" w:hAnsi="Arial"/>
                 <w:sz w:val="18"/>
               </w:rPr>
-              <w:t>Bitki ve hayvanlardaki büyüme ve gelişme süreçlerini örnekler vererek açıklar mısınız? / Bitki ve hayvanlardaki büyüme ve gelişme süreçlerini nasıl etkileyebiliriz? / Bitki ve hayvanlardaki büyüme ve gelişme süreçlerini örnekler vererek açıklamanın önemini anlatır mısınız?</w:t>
+              <w:t>Bitki ve hayvanlardaki büyüme ve gelişme süreçlerini açıklar mısınız? / Bitki ve hayvanlardaki büyüme ve gelişme süreçlerini nasıl etkileyebiliriz? / F.7.6.2.2. kazanıma ulaşmak için neler yapmalıyız?</w:t>
             </w:r>
           </w:p>
         </w:tc>
@@ -1471,7 +1471,7 @@
                 <w:rFonts w:ascii="Arial" w:hAnsi="Arial"/>
                 <w:sz w:val="18"/>
               </w:rPr>
-              <w:t>Bitki ve hayvanlardaki büyüme ve gelişme süreçlerini örnekler vererek açıklamaya yönelik proje hazırlayınız.</w:t>
+              <w:t>Evde 6.2.2. sayfasındaki soruları çözünüz.</w:t>
             </w:r>
           </w:p>
         </w:tc>
